--- a/AI Assignment2/report/AI_Assignment2_ABNN_Report.docx
+++ b/AI Assignment2/report/AI_Assignment2_ABNN_Report.docx
@@ -705,7 +705,7 @@
           <w:i w:val="0"/>
           <w:sz w:val="21"/>
         </w:rPr>
-        <w:t>ABNN starts from a trained deterministic network and replaces its normalization layers with Bayesian Normalization Layers. For a normalized activation hⱼ, the paper perturbs the learned scale γⱼ with independent unit Gaussian noise εⱼ:</w:t>
+        <w:t>ABNN starts from a trained deterministic network and replaces its normalization layers with Bayesian Normalization Layers. For a normalized activation hⱼ, the paper perturbs the learned scale γⱼ with independent Gaussian noise εⱼ. Unit Gaussian noise on every BatchNorm of ResNet-20 collapsed the MAP features, so this reproduction uses εⱼ ~ N(0, 0.1²):</w:t>
       </w:r>
     </w:p>
     <w:p>
@@ -721,7 +721,7 @@
           <w:i/>
           <w:sz w:val="22"/>
         </w:rPr>
-        <w:t>BNL(hⱼ) = ((hⱼ − μ̂ⱼ) / σ̂ⱼ) γⱼ(1 + εⱼ) + βⱼ,  εⱼ ~ N(0, I)</w:t>
+        <w:t>BNL(hⱼ) = ((hⱼ − μ̂ⱼ) / σ̂ⱼ) γⱼ(1 + εⱼ) + βⱼ,  εⱼ ~ N(0, 0.1² I)</w:t>
       </w:r>
       <w:r>
         <w:rPr>
@@ -1787,7 +1787,7 @@
           <w:i w:val="0"/>
           <w:sz w:val="16"/>
         </w:rPr>
-        <w:t xml:space="preserve">        scale = scale * (1.0 + torch.randn_like(scale))</w:t>
+        <w:t xml:space="preserve">        scale = scale * (1.0 + self.noise_std * torch.randn_like(scale))</w:t>
       </w:r>
     </w:p>
     <w:p>
@@ -6112,7 +6112,7 @@
                 <w:i w:val="0"/>
                 <w:sz w:val="17"/>
               </w:rPr>
-              <w:t>2.0901</w:t>
+              <w:t>0.2725</w:t>
             </w:r>
           </w:p>
         </w:tc>
@@ -6205,7 +6205,7 @@
                 <w:i w:val="0"/>
                 <w:sz w:val="17"/>
               </w:rPr>
-              <w:t>1.7414</w:t>
+              <w:t>0.2673</w:t>
             </w:r>
           </w:p>
         </w:tc>
@@ -6296,7 +6296,7 @@
                 <w:i w:val="0"/>
                 <w:sz w:val="17"/>
               </w:rPr>
-              <w:t>1.6991</w:t>
+              <w:t>0.2648</w:t>
             </w:r>
           </w:p>
         </w:tc>
@@ -6389,7 +6389,7 @@
                 <w:i w:val="0"/>
                 <w:sz w:val="17"/>
               </w:rPr>
-              <w:t>1.6962</w:t>
+              <w:t>0.2648</w:t>
             </w:r>
           </w:p>
         </w:tc>
@@ -6480,7 +6480,7 @@
                 <w:i w:val="0"/>
                 <w:sz w:val="17"/>
               </w:rPr>
-              <w:t>1.6809</w:t>
+              <w:t>0.2638</w:t>
             </w:r>
           </w:p>
         </w:tc>
@@ -6573,7 +6573,7 @@
                 <w:i w:val="0"/>
                 <w:sz w:val="17"/>
               </w:rPr>
-              <w:t>2.1510</w:t>
+              <w:t>0.2329</w:t>
             </w:r>
           </w:p>
         </w:tc>
@@ -6664,7 +6664,7 @@
                 <w:i w:val="0"/>
                 <w:sz w:val="17"/>
               </w:rPr>
-              <w:t>1.7363</w:t>
+              <w:t>0.2248</w:t>
             </w:r>
           </w:p>
         </w:tc>
@@ -6757,7 +6757,7 @@
                 <w:i w:val="0"/>
                 <w:sz w:val="17"/>
               </w:rPr>
-              <w:t>1.6847</w:t>
+              <w:t>0.2269</w:t>
             </w:r>
           </w:p>
         </w:tc>
@@ -6848,7 +6848,7 @@
                 <w:i w:val="0"/>
                 <w:sz w:val="17"/>
               </w:rPr>
-              <w:t>1.6824</w:t>
+              <w:t>0.2296</w:t>
             </w:r>
           </w:p>
         </w:tc>
@@ -6941,7 +6941,7 @@
                 <w:i w:val="0"/>
                 <w:sz w:val="17"/>
               </w:rPr>
-              <w:t>1.6673</w:t>
+              <w:t>0.2245</w:t>
             </w:r>
           </w:p>
         </w:tc>
@@ -7032,7 +7032,7 @@
                 <w:i w:val="0"/>
                 <w:sz w:val="17"/>
               </w:rPr>
-              <w:t>2.1088</w:t>
+              <w:t>0.2124</w:t>
             </w:r>
           </w:p>
         </w:tc>
@@ -7125,7 +7125,7 @@
                 <w:i w:val="0"/>
                 <w:sz w:val="17"/>
               </w:rPr>
-              <w:t>1.7276</w:t>
+              <w:t>0.2082</w:t>
             </w:r>
           </w:p>
         </w:tc>
@@ -7216,7 +7216,7 @@
                 <w:i w:val="0"/>
                 <w:sz w:val="17"/>
               </w:rPr>
-              <w:t>1.6964</w:t>
+              <w:t>0.2096</w:t>
             </w:r>
           </w:p>
         </w:tc>
@@ -7309,7 +7309,7 @@
                 <w:i w:val="0"/>
                 <w:sz w:val="17"/>
               </w:rPr>
-              <w:t>1.6829</w:t>
+              <w:t>0.2104</w:t>
             </w:r>
           </w:p>
         </w:tc>
@@ -7400,7 +7400,7 @@
                 <w:i w:val="0"/>
                 <w:sz w:val="17"/>
               </w:rPr>
-              <w:t>1.6645</w:t>
+              <w:t>0.2065</w:t>
             </w:r>
           </w:p>
         </w:tc>
@@ -7598,7 +7598,7 @@
                 <w:i w:val="0"/>
                 <w:sz w:val="17"/>
               </w:rPr>
-              <w:t>6809d608ef8feeb63c0622f3472c10831f99c69390624a8918e6d5fdce5531cb</w:t>
+              <w:t>e3aee072542b5b2fc4bb77f24fe9e175017643a96719b1e731b732fe03782b98</w:t>
             </w:r>
           </w:p>
         </w:tc>
@@ -7669,7 +7669,7 @@
                 <w:i w:val="0"/>
                 <w:sz w:val="17"/>
               </w:rPr>
-              <w:t>4e1a05f8b9341b5a53b3ee77871df1004b0f920ef678e72e3e49c0a151fbe842</w:t>
+              <w:t>aa0fd2dc19428943de5e5e0274d1198b3e8aca85b23df32c9a82cbec1563b334</w:t>
             </w:r>
           </w:p>
         </w:tc>
@@ -7737,7 +7737,7 @@
                 <w:i w:val="0"/>
                 <w:sz w:val="17"/>
               </w:rPr>
-              <w:t>dbb2aa14a394b83dd58fb53af6b08d778719326e55451d64055c67f8f7b62432</w:t>
+              <w:t>3e3f90fe3598dfe21e8dfbf8f5a5ecc0e5788a57aaa0278d1b2e10cb79ac6361</w:t>
             </w:r>
           </w:p>
         </w:tc>
@@ -7808,7 +7808,7 @@
                 <w:i w:val="0"/>
                 <w:sz w:val="17"/>
               </w:rPr>
-              <w:t>043cb7edef3ce241498d74ecb26e9209d8023deb76fd5f5b7fb17aa29eff9c0c</w:t>
+              <w:t>01026510fc9d42b76ecbc55a6ca4f9b2508c369d939ec0b018587969b54893d7</w:t>
             </w:r>
           </w:p>
         </w:tc>
@@ -8204,7 +8204,7 @@
                 <w:i w:val="0"/>
                 <w:sz w:val="17"/>
               </w:rPr>
-              <w:t>0.1570</w:t>
+              <w:t>0.8675</w:t>
             </w:r>
           </w:p>
         </w:tc>
@@ -8227,7 +8227,7 @@
                 <w:i w:val="0"/>
                 <w:sz w:val="17"/>
               </w:rPr>
-              <w:t>2.4752</w:t>
+              <w:t>0.3884</w:t>
             </w:r>
           </w:p>
         </w:tc>
@@ -8250,7 +8250,7 @@
                 <w:i w:val="0"/>
                 <w:sz w:val="17"/>
               </w:rPr>
-              <w:t>0.9483</w:t>
+              <w:t>0.1899</w:t>
             </w:r>
           </w:p>
         </w:tc>
@@ -8273,7 +8273,7 @@
                 <w:i w:val="0"/>
                 <w:sz w:val="17"/>
               </w:rPr>
-              <w:t>0.1878</w:t>
+              <w:t>0.0087</w:t>
             </w:r>
           </w:p>
         </w:tc>
@@ -8319,7 +8319,7 @@
                 <w:i w:val="0"/>
                 <w:sz w:val="17"/>
               </w:rPr>
-              <w:t>0.2036</w:t>
+              <w:t>0.8819</w:t>
             </w:r>
           </w:p>
         </w:tc>
@@ -8341,7 +8341,7 @@
                 <w:i w:val="0"/>
                 <w:sz w:val="17"/>
               </w:rPr>
-              <w:t>2.1437</w:t>
+              <w:t>0.3558</w:t>
             </w:r>
           </w:p>
         </w:tc>
@@ -8363,7 +8363,7 @@
                 <w:i w:val="0"/>
                 <w:sz w:val="17"/>
               </w:rPr>
-              <w:t>0.8683</w:t>
+              <w:t>0.1736</w:t>
             </w:r>
           </w:p>
         </w:tc>
@@ -8385,7 +8385,7 @@
                 <w:i w:val="0"/>
                 <w:sz w:val="17"/>
               </w:rPr>
-              <w:t>0.0360</w:t>
+              <w:t>0.0309</w:t>
             </w:r>
           </w:p>
         </w:tc>
@@ -8903,7 +8903,7 @@
                 <w:i w:val="0"/>
                 <w:sz w:val="17"/>
               </w:rPr>
-              <w:t>0.5065</w:t>
+              <w:t>0.8102</w:t>
             </w:r>
           </w:p>
         </w:tc>
@@ -8925,7 +8925,7 @@
                 <w:i w:val="0"/>
                 <w:sz w:val="17"/>
               </w:rPr>
-              <w:t>0.7036</w:t>
+              <w:t>0.8798</w:t>
             </w:r>
           </w:p>
         </w:tc>
@@ -8947,7 +8947,7 @@
                 <w:i w:val="0"/>
                 <w:sz w:val="17"/>
               </w:rPr>
-              <w:t>0.8779</w:t>
+              <w:t>0.4334</w:t>
             </w:r>
           </w:p>
         </w:tc>
@@ -9018,7 +9018,7 @@
                 <w:i w:val="0"/>
                 <w:sz w:val="17"/>
               </w:rPr>
-              <w:t>0.5298</w:t>
+              <w:t>0.8203</w:t>
             </w:r>
           </w:p>
         </w:tc>
@@ -9041,7 +9041,7 @@
                 <w:i w:val="0"/>
                 <w:sz w:val="17"/>
               </w:rPr>
-              <w:t>0.5052</w:t>
+              <w:t>0.7859</w:t>
             </w:r>
           </w:p>
         </w:tc>
@@ -9064,7 +9064,7 @@
                 <w:i w:val="0"/>
                 <w:sz w:val="17"/>
               </w:rPr>
-              <w:t>0.9161</w:t>
+              <w:t>0.5283</w:t>
             </w:r>
           </w:p>
         </w:tc>
@@ -9132,7 +9132,7 @@
                 <w:i w:val="0"/>
                 <w:sz w:val="17"/>
               </w:rPr>
-              <w:t>0.3021</w:t>
+              <w:t>0.8577</w:t>
             </w:r>
           </w:p>
         </w:tc>
@@ -9154,7 +9154,7 @@
                 <w:i w:val="0"/>
                 <w:sz w:val="17"/>
               </w:rPr>
-              <w:t>0.6116</w:t>
+              <w:t>0.9058</w:t>
             </w:r>
           </w:p>
         </w:tc>
@@ -9176,7 +9176,7 @@
                 <w:i w:val="0"/>
                 <w:sz w:val="17"/>
               </w:rPr>
-              <w:t>0.9842</w:t>
+              <w:t>0.3580</w:t>
             </w:r>
           </w:p>
         </w:tc>
@@ -9247,7 +9247,7 @@
                 <w:i w:val="0"/>
                 <w:sz w:val="17"/>
               </w:rPr>
-              <w:t>0.4987</w:t>
+              <w:t>0.8440</w:t>
             </w:r>
           </w:p>
         </w:tc>
@@ -9270,7 +9270,7 @@
                 <w:i w:val="0"/>
                 <w:sz w:val="17"/>
               </w:rPr>
-              <w:t>0.5127</w:t>
+              <w:t>0.8089</w:t>
             </w:r>
           </w:p>
         </w:tc>
@@ -9293,7 +9293,7 @@
                 <w:i w:val="0"/>
                 <w:sz w:val="17"/>
               </w:rPr>
-              <w:t>0.9546</w:t>
+              <w:t>0.4814</w:t>
             </w:r>
           </w:p>
         </w:tc>
@@ -9431,7 +9431,7 @@
       <w:r>
         <w:drawing>
           <wp:inline xmlns:a="http://schemas.openxmlformats.org/drawingml/2006/main" xmlns:pic="http://schemas.openxmlformats.org/drawingml/2006/picture">
-            <wp:extent cx="5806440" cy="6082937"/>
+            <wp:extent cx="5806440" cy="6018936"/>
             <wp:docPr id="6" name="Picture 6"/>
             <wp:cNvGraphicFramePr>
               <a:graphicFrameLocks noChangeAspect="1"/>
@@ -9452,7 +9452,7 @@
                   <pic:spPr>
                     <a:xfrm>
                       <a:off x="0" y="0"/>
-                      <a:ext cx="5806440" cy="6082937"/>
+                      <a:ext cx="5806440" cy="6018936"/>
                     </a:xfrm>
                     <a:prstGeom prst="rect"/>
                   </pic:spPr>
@@ -9510,7 +9510,7 @@
           <w:i w:val="0"/>
           <w:sz w:val="21"/>
         </w:rPr>
-        <w:t xml:space="preserve"> MAP accuracy is 0.8892, while the all-available-member ABNN path records 0.2036. Its ECE is 0.0360, compared with 0.0219 for MAP. On SVHN, entropy AUROC changes from 0.8979 (MAP) to 0.3021 (ABNN); on CIFAR-100 it changes from 0.8461 to 0.4987. These are our persisted measurements and are not values quoted from the paper.</w:t>
+        <w:t xml:space="preserve"> MAP accuracy is 0.8892, while the all-available-member ABNN path records 0.8819. Its ECE is 0.0309, compared with 0.0219 for MAP. On SVHN, entropy AUROC changes from 0.8979 (MAP) to 0.8577 (ABNN); on CIFAR-100 it changes from 0.8461 to 0.8440. These are our persisted measurements and are not values quoted from the paper.</w:t>
       </w:r>
     </w:p>
     <w:p>
@@ -9534,7 +9534,7 @@
           <w:i w:val="0"/>
           <w:sz w:val="21"/>
         </w:rPr>
-        <w:t xml:space="preserve"> The all-available-member ABNN path underperformed MAP by 68.56 percentage points on CIFAR-10. Its entropy AUROC was also lower on both reported OOD datasets. These unexpected degradations are retained exactly as measured, with no post-hoc tuning or replacement of results. They show that this short ResNet-20 adaptation did not reproduce the large-model gains reported by the paper.</w:t>
+        <w:t xml:space="preserve"> The all-available-member ABNN path underperformed MAP by 0.73 percentage points on CIFAR-10. Its entropy AUROC was also lower on both reported OOD datasets. These unexpected degradations are retained exactly as measured, with no post-hoc tuning or replacement of results. They show that this short ResNet-20 adaptation did not reproduce the large-model gains reported by the paper.</w:t>
       </w:r>
     </w:p>
     <w:p>
